--- a/updated_workflow.docx
+++ b/updated_workflow.docx
@@ -3,6 +3,11 @@
 <w:document xmlns:wpc="http://schemas.microsoft.com/office/word/2010/wordprocessingCanvas" xmlns:cx="http://schemas.microsoft.com/office/drawing/2014/chartex" xmlns:cx1="http://schemas.microsoft.com/office/drawing/2015/9/8/chartex" xmlns:cx2="http://schemas.microsoft.com/office/drawing/2015/10/21/chartex" xmlns:cx3="http://schemas.microsoft.com/office/drawing/2016/5/9/chartex" xmlns:cx4="http://schemas.microsoft.com/office/drawing/2016/5/10/chartex" xmlns:cx5="http://schemas.microsoft.com/office/drawing/2016/5/11/chartex" xmlns:cx6="http://schemas.microsoft.com/office/drawing/2016/5/12/chartex" xmlns:cx7="http://schemas.microsoft.com/office/drawing/2016/5/13/chartex" xmlns:cx8="http://schemas.microsoft.com/office/drawing/2016/5/14/chartex" xmlns:mc="http://schemas.openxmlformats.org/markup-compatibility/2006" xmlns:aink="http://schemas.microsoft.com/office/drawing/2016/ink" xmlns:am3d="http://schemas.microsoft.com/office/drawing/2017/model3d" xmlns:o="urn:schemas-microsoft-com:office:office" xmlns:oel="http://schemas.microsoft.com/office/2019/extlst" xmlns:r="http://schemas.openxmlformats.org/officeDocument/2006/relationships" xmlns:m="http://schemas.openxmlformats.org/officeDocument/2006/math" xmlns:v="urn:schemas-microsoft-com:vml" xmlns:wp14="http://schemas.microsoft.com/office/word/2010/wordprocessingDrawing" xmlns:wp="http://schemas.openxmlformats.org/drawingml/2006/wordprocessingDrawing" xmlns:w10="urn:schemas-microsoft-com:office:word" xmlns:w="http://schemas.openxmlformats.org/wordprocessingml/2006/main" xmlns:w14="http://schemas.microsoft.com/office/word/2010/wordml" xmlns:w15="http://schemas.microsoft.com/office/word/2012/wordml" xmlns:w16cex="http://schemas.microsoft.com/office/word/2018/wordml/cex" xmlns:w16cid="http://schemas.microsoft.com/office/word/2016/wordml/cid" xmlns:w16="http://schemas.microsoft.com/office/word/2018/wordml" xmlns:w16du="http://schemas.microsoft.com/office/word/2023/wordml/word16du" xmlns:w16sdtdh="http://schemas.microsoft.com/office/word/2020/wordml/sdtdatahash" xmlns:w16sdtfl="http://schemas.microsoft.com/office/word/2024/wordml/sdtformatlock" xmlns:w16se="http://schemas.microsoft.com/office/word/2015/wordml/symex" xmlns:wpg="http://schemas.microsoft.com/office/word/2010/wordprocessingGroup" xmlns:wpi="http://schemas.microsoft.com/office/word/2010/wordprocessingInk" xmlns:wne="http://schemas.microsoft.com/office/word/2006/wordml" xmlns:wps="http://schemas.microsoft.com/office/word/2010/wordprocessingShape" mc:Ignorable="w14 w15 w16se w16cid w16 w16cex w16sdtdh w16sdtfl w16du wp14">
   <w:body>
     <w:p>
+      <w:r>
+        <w:t>Problem: Check how various parameters affect consciousness, and what threshold can lead to DOCs.</w:t>
+      </w:r>
+    </w:p>
+    <w:p>
       <w:pPr>
         <w:pStyle w:val="ListParagraph"/>
         <w:numPr>
@@ -41,8 +46,13 @@
         </w:numPr>
       </w:pPr>
       <w:r>
-        <w:t>Simulate connectome (Check fig. 4 data)*</w:t>
-      </w:r>
+        <w:t xml:space="preserve">Simulate connectome (Check fig. 4 </w:t>
+      </w:r>
+      <w:proofErr w:type="gramStart"/>
+      <w:r>
+        <w:t>data)*</w:t>
+      </w:r>
+      <w:proofErr w:type="gramEnd"/>
     </w:p>
     <w:p>
       <w:pPr>
@@ -58,9 +68,19 @@
       <w:r>
         <w:t xml:space="preserve">, </w:t>
       </w:r>
-      <w:r>
-        <w:t>gaba, nmda</w:t>
-      </w:r>
+      <w:proofErr w:type="spellStart"/>
+      <w:r>
+        <w:t>gaba</w:t>
+      </w:r>
+      <w:proofErr w:type="spellEnd"/>
+      <w:r>
+        <w:t xml:space="preserve">, </w:t>
+      </w:r>
+      <w:proofErr w:type="spellStart"/>
+      <w:r>
+        <w:t>nmda</w:t>
+      </w:r>
+      <w:proofErr w:type="spellEnd"/>
     </w:p>
     <w:p>
       <w:pPr>
@@ -121,11 +141,19 @@
           <w:lang w:val="fr-FR"/>
         </w:rPr>
       </w:pPr>
+      <w:proofErr w:type="gramStart"/>
       <w:r>
         <w:rPr>
           <w:lang w:val="fr-FR"/>
         </w:rPr>
-        <w:t xml:space="preserve">Option: </w:t>
+        <w:t>Option:</w:t>
+      </w:r>
+      <w:proofErr w:type="gramEnd"/>
+      <w:r>
+        <w:rPr>
+          <w:lang w:val="fr-FR"/>
+        </w:rPr>
+        <w:t xml:space="preserve"> </w:t>
       </w:r>
       <w:hyperlink r:id="rId6" w:history="1">
         <w:r>
@@ -140,21 +168,37 @@
         <w:rPr>
           <w:lang w:val="fr-FR"/>
         </w:rPr>
-        <w:t xml:space="preserve"> &lt;--- MRI dataset </w:t>
-      </w:r>
-    </w:p>
-    <w:p>
-      <w:pPr>
+        <w:t xml:space="preserve"> &lt;--- MRI </w:t>
+      </w:r>
+      <w:proofErr w:type="spellStart"/>
+      <w:r>
         <w:rPr>
           <w:lang w:val="fr-FR"/>
         </w:rPr>
-      </w:pPr>
+        <w:t>dataset</w:t>
+      </w:r>
+      <w:proofErr w:type="spellEnd"/>
+      <w:r>
+        <w:rPr>
+          <w:lang w:val="fr-FR"/>
+        </w:rPr>
+        <w:t xml:space="preserve"> </w:t>
+      </w:r>
+    </w:p>
+    <w:p>
+      <w:pPr>
+        <w:rPr>
+          <w:lang w:val="fr-FR"/>
+        </w:rPr>
+      </w:pPr>
+      <w:proofErr w:type="gramStart"/>
       <w:r>
         <w:rPr>
           <w:lang w:val="fr-FR"/>
         </w:rPr>
         <w:t>Description:</w:t>
       </w:r>
+      <w:proofErr w:type="gramEnd"/>
     </w:p>
     <w:p>
       <w:r>
@@ -163,12 +207,36 @@
     </w:p>
     <w:p>
       <w:r>
-        <w:t>Data Contents Raw data: Anatomical T1w scans and six BOLD runs per subject (four task-based, two resting-state), organized in BIDS format. Derivatives: fMRIPrep outputs (preprocessing) XCP-D outputs (denoising, functional connectivity, ALFF, ReHo) MRIQC outputs (quality metrics) FreeSurfer reconstructions Behavioral: Hand-squeeze force recordings, task events, propofol effect-site concentrations. QC reports: Subject-level .html reports for preprocessing and denoising.</w:t>
+        <w:t xml:space="preserve">Data Contents Raw data: Anatomical T1w scans and six BOLD runs per subject (four task-based, two resting-state), organized in BIDS format. Derivatives: </w:t>
+      </w:r>
+      <w:proofErr w:type="spellStart"/>
+      <w:r>
+        <w:t>fMRIPrep</w:t>
+      </w:r>
+      <w:proofErr w:type="spellEnd"/>
+      <w:r>
+        <w:t xml:space="preserve"> outputs (preprocessing) XCP-D outputs (denoising, functional connectivity, ALFF, ReHo) MRIQC outputs (quality metrics) </w:t>
+      </w:r>
+      <w:proofErr w:type="spellStart"/>
+      <w:r>
+        <w:t>FreeSurfer</w:t>
+      </w:r>
+      <w:proofErr w:type="spellEnd"/>
+      <w:r>
+        <w:t xml:space="preserve"> reconstructions Behavioral: Hand-squeeze force recordings, task events, propofol effect-site concentrations. QC reports: Subject-level .html reports for preprocessing and denoising.</w:t>
       </w:r>
     </w:p>
     <w:p>
       <w:r>
-        <w:t>Preprocessing All functional and anatomical data were preprocessed using fMRIPrep (v23.2.1). Denoising was performed with XCP-D (v0.10.6), providing multiple pipelines (with/without global signal regression; band-pass or high-pass filtering).</w:t>
+        <w:t xml:space="preserve">Preprocessing All functional and anatomical data were preprocessed using </w:t>
+      </w:r>
+      <w:proofErr w:type="spellStart"/>
+      <w:r>
+        <w:t>fMRIPrep</w:t>
+      </w:r>
+      <w:proofErr w:type="spellEnd"/>
+      <w:r>
+        <w:t xml:space="preserve"> (v23.2.1). Denoising was performed with XCP-D (v0.10.6), providing multiple pipelines (with/without global signal regression; band-pass or high-pass filtering).</w:t>
       </w:r>
     </w:p>
     <w:p>
@@ -176,9 +244,6 @@
         <w:t>When reusing this dataset, please cite the following publications derived from these data: Huang, Z. et al. Brain imaging reveals covert consciousness during behavioral unresponsiveness induced by propofol. Sci Rep 8, 13195 (2018). Huang, Z. et al. Anterior insula regulates brain network transitions that gate conscious access. Cell Rep 35, 109081 (2021). Huang, Z. et al. Asymmetric neural dynamics characterize loss and recovery of consciousness. Neuroimage 236, 118042 (2021).</w:t>
       </w:r>
     </w:p>
-    <w:p/>
-    <w:p/>
-    <w:p/>
     <w:sectPr>
       <w:pgSz w:w="12240" w:h="15840"/>
       <w:pgMar w:top="1440" w:right="1440" w:bottom="1440" w:left="1440" w:header="708" w:footer="708" w:gutter="0"/>
